--- a/en/wisdom-stories/that-was-not-your-right.docx
+++ b/en/wisdom-stories/that-was-not-your-right.docx
@@ -4,92 +4,51 @@
   <w:body>
     <w:p>
       <w:pPr>
-        <w:spacing w:before="0" w:after="60"/>
-        <w:jc w:val="left"/>
+        <w:pStyle w:val="Title"/>
       </w:pPr>
       <w:r>
-        <w:rPr>
-          <w:rFonts w:ascii="Arial" w:hAnsi="Arial" w:eastAsia="Arial"/>
-          <w:i w:val="0"/>
-          <w:color w:val="000000"/>
-          <w:sz w:val="52"/>
-        </w:rPr>
-        <w:t>It was not your right</w:t>
+        <w:t>Not Mine to Give</w:t>
       </w:r>
     </w:p>
     <w:p>
       <w:pPr>
-        <w:jc w:val="left"/>
+        <w:keepNext/>
       </w:pPr>
       <w:r>
-        <w:rPr>
-          <w:rFonts w:ascii="Arial" w:hAnsi="Arial" w:eastAsia="Arial"/>
-          <w:i w:val="0"/>
-          <w:color w:val="000000"/>
-          <w:sz w:val="22"/>
-        </w:rPr>
-        <w:t>In the Battle of Çanakkale, only the wounded who could survive were given morphine injections. One of the seriously wounded brought to Dr. Tarık Nusret was his own son. Seeing the impossibility of saving his son's life, the father did not give him an injection. Two hours later, hugging the lifeless body of his martyred son, the father whispered in deep shock: "Forgive me, my son, it was not your right."</w:t>
+        <w:t>A story from the Battle of Çanakkale tells of morphine being reserved for wounded soldiers who could survive. Among those brought to Dr. Tarık Nusret was his own son. Seeing that the boy could not be saved, he withheld the injection. Two hours later, holding his son’s lifeless body, he whispered, “Forgive me, my son. It was not mine to give you.”</w:t>
       </w:r>
     </w:p>
     <w:p>
       <w:pPr>
-        <w:pStyle w:val="Moral"/>
         <w:keepNext/>
         <w:keepLines/>
-        <w:widowControl/>
-        <w:spacing w:before="240" w:after="180" w:line="283" w:lineRule="auto"/>
-        <w:ind w:left="240" w:right="240"/>
-        <w:jc w:val="left"/>
-        <w:pBdr>
-          <w:top w:val="single" w:sz="8" w:space="7" w:color="E8D59A"/>
-          <w:left w:val="single" w:sz="32" w:space="11" w:color="C6A23A"/>
-          <w:bottom w:val="single" w:sz="8" w:space="7" w:color="E8D59A"/>
-          <w:right w:val="single" w:sz="8" w:space="11" w:color="E8D59A"/>
-        </w:pBdr>
-        <w:shd w:val="clear" w:color="auto" w:fill="FFF8E1"/>
+        <w:spacing w:before="160"/>
       </w:pPr>
       <w:r>
         <w:rPr>
-          <w:rFonts w:ascii="Arial" w:hAnsi="Arial" w:eastAsia="Arial" w:cs="Arial"/>
           <w:b/>
-          <w:i w:val="0"/>
-          <w:color w:val="9A7417"/>
-          <w:sz w:val="22"/>
         </w:rPr>
-        <w:t xml:space="preserve">Moral: </w:t>
+        <w:t>Moral:</w:t>
       </w:r>
       <w:r>
-        <w:rPr>
-          <w:rFonts w:ascii="Arial" w:hAnsi="Arial" w:eastAsia="Arial" w:cs="Arial"/>
-          <w:b w:val="0"/>
-          <w:i w:val="0"/>
-          <w:color w:val="3F3826"/>
-          <w:sz w:val="22"/>
-        </w:rPr>
-        <w:t>Sometimes the greatest justice is when a person goes against his own interests. A father who knows the truth will not give his son such an unfair share.</w:t>
+        <w:t xml:space="preserve"> Impartiality can demand a terrible personal sacrifice. In this story, a father refuses to claim for his son what has been reserved for others.</w:t>
       </w:r>
     </w:p>
     <w:p>
       <w:pPr>
-        <w:keepLines/>
-        <w:widowControl/>
-        <w:spacing w:before="60" w:after="0" w:line="240" w:lineRule="auto"/>
-        <w:jc w:val="right"/>
+        <w:spacing w:after="80"/>
       </w:pPr>
       <w:r>
         <w:rPr>
-          <w:rFonts w:ascii="Arial" w:hAnsi="Arial" w:eastAsia="Arial" w:cs="Arial"/>
-          <w:b w:val="0"/>
           <w:i/>
-          <w:color w:val="8A7950"/>
-          <w:sz w:val="17"/>
+          <w:sz w:val="18"/>
         </w:rPr>
-        <w:t>The story was obtained from open Internet sources.</w:t>
+        <w:t>Source: Publicly available internet sources.</w:t>
       </w:r>
     </w:p>
     <w:sectPr>
       <w:pgSz w:w="12240" w:h="15840"/>
-      <w:pgMar w:top="1440" w:right="1440" w:bottom="1440" w:left="1440" w:header="708" w:footer="708" w:gutter="0"/>
+      <w:pgMar w:top="1080" w:right="1224" w:bottom="1080" w:left="1224" w:header="720" w:footer="720" w:gutter="0"/>
       <w:cols w:space="720"/>
       <w:docGrid w:linePitch="360"/>
     </w:sectPr>
@@ -461,12 +420,14 @@
     <w:qFormat/>
     <w:rsid w:val="00FC693F"/>
     <w:pPr>
-      <w:spacing w:before="0" w:after="160" w:line="276" w:lineRule="auto"/>
+      <w:widowControl/>
+      <w:spacing w:after="120" w:line="259" w:lineRule="auto"/>
     </w:pPr>
     <w:rPr>
-      <w:rFonts w:ascii="Arial" w:hAnsi="Arial" w:eastAsia="Arial"/>
+      <w:rFonts w:ascii="Arial" w:hAnsi="Arial"/>
       <w:color w:val="000000"/>
       <w:sz w:val="22"/>
+      <w:lang w:val="en-US"/>
     </w:rPr>
   </w:style>
   <w:style w:type="paragraph" w:styleId="Header">
@@ -810,18 +771,17 @@
     <w:qFormat/>
     <w:rsid w:val="00FC693F"/>
     <w:pPr>
-      <w:pBdr>
-        <w:bottom w:val="single" w:sz="8" w:space="4" w:color="4F81BD" w:themeColor="accent1"/>
-      </w:pBdr>
-      <w:spacing w:after="300" w:line="240" w:lineRule="auto"/>
+      <w:keepNext/>
+      <w:spacing w:after="280" w:line="240" w:lineRule="auto"/>
       <w:contextualSpacing/>
     </w:pPr>
     <w:rPr>
-      <w:rFonts w:asciiTheme="majorHAnsi" w:eastAsiaTheme="majorEastAsia" w:hAnsiTheme="majorHAnsi" w:cstheme="majorBidi"/>
-      <w:color w:val="17365D" w:themeColor="text2" w:themeShade="BF"/>
+      <w:rFonts w:asciiTheme="majorHAnsi" w:eastAsiaTheme="majorEastAsia" w:hAnsiTheme="majorHAnsi" w:cstheme="majorBidi" w:ascii="Arial" w:hAnsi="Arial"/>
+      <w:b/>
+      <w:color w:val="000000"/>
       <w:spacing w:val="5"/>
       <w:kern w:val="28"/>
-      <w:sz w:val="52"/>
+      <w:sz w:val="34"/>
       <w:szCs w:val="52"/>
     </w:rPr>
   </w:style>
@@ -1297,9 +1257,6 @@
     <w:qFormat/>
     <w:rsid w:val="00FC693F"/>
     <w:pPr>
-      <w:pBdr>
-        <w:bottom w:val="single" w:sz="4" w:space="4" w:color="4F81BD" w:themeColor="accent1"/>
-      </w:pBdr>
       <w:spacing w:before="200" w:after="280"/>
       <w:ind w:left="936" w:right="936"/>
     </w:pPr>
@@ -12150,18 +12107,6 @@
         <w:shd w:val="clear" w:color="auto" w:fill="FBCAA2" w:themeFill="accent6" w:themeFillTint="7F"/>
       </w:tcPr>
     </w:tblStylePr>
-  </w:style>
-  <w:style w:type="paragraph" w:customStyle="1" w:styleId="Moral">
-    <w:name w:val="Moral"/>
-    <w:basedOn w:val="Normal"/>
-    <w:pPr>
-      <w:spacing w:before="160" w:after="0" w:line="276" w:lineRule="auto"/>
-    </w:pPr>
-    <w:rPr>
-      <w:rFonts w:ascii="Arial" w:hAnsi="Arial" w:eastAsia="Arial"/>
-      <w:i/>
-      <w:sz w:val="22"/>
-    </w:rPr>
   </w:style>
 </w:styles>
 </file>

--- a/en/wisdom-stories/that-was-not-your-right.docx
+++ b/en/wisdom-stories/that-was-not-your-right.docx
@@ -7,7 +7,7 @@
         <w:pStyle w:val="Title"/>
       </w:pPr>
       <w:r>
-        <w:t>Not Mine to Give</w:t>
+        <w:t>That Was Not Your Right</w:t>
       </w:r>
     </w:p>
     <w:p>
@@ -15,7 +15,7 @@
         <w:keepNext/>
       </w:pPr>
       <w:r>
-        <w:t>A story from the Battle of Çanakkale tells of morphine being reserved for wounded soldiers who could survive. Among those brought to Dr. Tarık Nusret was his own son. Seeing that the boy could not be saved, he withheld the injection. Two hours later, holding his son’s lifeless body, he whispered, “Forgive me, my son. It was not mine to give you.”</w:t>
+        <w:t>In the Battle of Çanakkale, morphine was given only to the wounded who still had hope of survival. One of the gravely wounded brought to Dr. Tarık Nusret was his own son. Seeing that the boy could not be saved, he withheld the injection. Two hours later, holding the lifeless body of his son, who had died a martyr, he whispered, “Forgive me, my son. That was not your right.”</w:t>
       </w:r>
     </w:p>
     <w:p>
@@ -28,11 +28,9 @@
         <w:rPr>
           <w:b/>
         </w:rPr>
-        <w:t>Moral:</w:t>
+        <w:t>Moral: Sometimes the greatest justice is a person’s standing against their own interest. A father who knows what is rightful will not give an unjust share even to his own child.</w:t>
       </w:r>
-      <w:r>
-        <w:t xml:space="preserve"> Impartiality can demand a terrible personal sacrifice. In this story, a father refuses to claim for his son what has been reserved for others.</w:t>
-      </w:r>
+      <w:r/>
     </w:p>
     <w:p>
       <w:pPr>
@@ -43,7 +41,7 @@
           <w:i/>
           <w:sz w:val="18"/>
         </w:rPr>
-        <w:t>Source: Publicly available internet sources.</w:t>
+        <w:t>Stories are taken from open Internet sources; illustrations were created with AI.</w:t>
       </w:r>
     </w:p>
     <w:sectPr>
